--- a/tfl/tables/T-EFF-05.docx
+++ b/tfl/tables/T-EFF-05.docx
@@ -2432,7 +2432,7 @@
           <w:szCs w:val="14"/>
           <w:color w:val="C0392B"/>
         </w:rPr>
-        <w:t xml:space="preserve">DRAFT — produced 2026-07-19 — synthetic data, NOT for regulatory submission</w:t>
+        <w:t xml:space="preserve">DRAFT — produced 2026-09-20 — synthetic data, NOT for regulatory submission</w:t>
       </w:r>
     </w:p>
     <w:sectPr>

--- a/tfl/tables/T-EFF-05.docx
+++ b/tfl/tables/T-EFF-05.docx
@@ -129,7 +129,7 @@
           <w:szCs w:val="18"/>
           <w:color w:val="444444"/>
         </w:rPr>
-        <w:t xml:space="preserve">Response Evaluable Population (N=431)</w:t>
+        <w:t xml:space="preserve">Response Evaluable Population (N=444)</w:t>
       </w:r>
     </w:p>
     <w:p>
@@ -288,7 +288,7 @@
                 <w:szCs w:val="18"/>
                 <w:color w:val="FFFFFF"/>
               </w:rPr>
-              <w:t xml:space="preserve">(N=219)</w:t>
+              <w:t xml:space="preserve">(N=295)</w:t>
             </w:r>
           </w:p>
         </w:tc>
@@ -369,7 +369,7 @@
                 <w:szCs w:val="18"/>
                 <w:color w:val="FFFFFF"/>
               </w:rPr>
-              <w:t xml:space="preserve">(N=212)</w:t>
+              <w:t xml:space="preserve">(N=149)</w:t>
             </w:r>
           </w:p>
         </w:tc>
@@ -484,7 +484,7 @@
                 <w:szCs w:val="18"/>
                 <w:color w:val="000000"/>
               </w:rPr>
-              <w:t xml:space="preserve">219</w:t>
+              <w:t xml:space="preserve">295</w:t>
             </w:r>
           </w:p>
         </w:tc>
@@ -539,7 +539,7 @@
                 <w:szCs w:val="18"/>
                 <w:color w:val="000000"/>
               </w:rPr>
-              <w:t xml:space="preserve">212</w:t>
+              <w:t xml:space="preserve">149</w:t>
             </w:r>
           </w:p>
         </w:tc>
@@ -824,7 +824,7 @@
                 <w:szCs w:val="18"/>
                 <w:color w:val="000000"/>
               </w:rPr>
-              <w:t xml:space="preserve">7 (3.2)</w:t>
+              <w:t xml:space="preserve">8 (2.7)</w:t>
             </w:r>
           </w:p>
         </w:tc>
@@ -879,7 +879,7 @@
                 <w:szCs w:val="18"/>
                 <w:color w:val="000000"/>
               </w:rPr>
-              <w:t xml:space="preserve">4 (1.9)</w:t>
+              <w:t xml:space="preserve">1 (0.7)</w:t>
             </w:r>
           </w:p>
         </w:tc>
@@ -994,7 +994,7 @@
                 <w:szCs w:val="18"/>
                 <w:color w:val="000000"/>
               </w:rPr>
-              <w:t xml:space="preserve">80 (36.5)</w:t>
+              <w:t xml:space="preserve">97 (32.9)</w:t>
             </w:r>
           </w:p>
         </w:tc>
@@ -1049,7 +1049,7 @@
                 <w:szCs w:val="18"/>
                 <w:color w:val="000000"/>
               </w:rPr>
-              <w:t xml:space="preserve">36 (17.0)</w:t>
+              <w:t xml:space="preserve">17 (11.4)</w:t>
             </w:r>
           </w:p>
         </w:tc>
@@ -1164,7 +1164,7 @@
                 <w:szCs w:val="18"/>
                 <w:color w:val="000000"/>
               </w:rPr>
-              <w:t xml:space="preserve">102 (46.6)</w:t>
+              <w:t xml:space="preserve">142 (48.1)</w:t>
             </w:r>
           </w:p>
         </w:tc>
@@ -1219,7 +1219,7 @@
                 <w:szCs w:val="18"/>
                 <w:color w:val="000000"/>
               </w:rPr>
-              <w:t xml:space="preserve">129 (60.8)</w:t>
+              <w:t xml:space="preserve">95 (63.8)</w:t>
             </w:r>
           </w:p>
         </w:tc>
@@ -1334,7 +1334,7 @@
                 <w:szCs w:val="18"/>
                 <w:color w:val="000000"/>
               </w:rPr>
-              <w:t xml:space="preserve">8 (3.7)</w:t>
+              <w:t xml:space="preserve">16 (5.4)</w:t>
             </w:r>
           </w:p>
         </w:tc>
@@ -1389,7 +1389,7 @@
                 <w:szCs w:val="18"/>
                 <w:color w:val="000000"/>
               </w:rPr>
-              <w:t xml:space="preserve">25 (11.8)</w:t>
+              <w:t xml:space="preserve">21 (14.1)</w:t>
             </w:r>
           </w:p>
         </w:tc>
@@ -1504,7 +1504,7 @@
                 <w:szCs w:val="18"/>
                 <w:color w:val="000000"/>
               </w:rPr>
-              <w:t xml:space="preserve">22 (10.0)</w:t>
+              <w:t xml:space="preserve">32 (10.8)</w:t>
             </w:r>
           </w:p>
         </w:tc>
@@ -1559,7 +1559,7 @@
                 <w:szCs w:val="18"/>
                 <w:color w:val="000000"/>
               </w:rPr>
-              <w:t xml:space="preserve">18 (8.5)</w:t>
+              <w:t xml:space="preserve">15 (10.1)</w:t>
             </w:r>
           </w:p>
         </w:tc>
@@ -1674,7 +1674,7 @@
                 <w:szCs w:val="18"/>
                 <w:color w:val="000000"/>
               </w:rPr>
-              <w:t xml:space="preserve">87 (39.7)</w:t>
+              <w:t xml:space="preserve">105 (35.6)</w:t>
             </w:r>
           </w:p>
         </w:tc>
@@ -1729,7 +1729,7 @@
                 <w:szCs w:val="18"/>
                 <w:color w:val="000000"/>
               </w:rPr>
-              <w:t xml:space="preserve">40 (18.9)</w:t>
+              <w:t xml:space="preserve">18 (12.1)</w:t>
             </w:r>
           </w:p>
         </w:tc>
@@ -1844,7 +1844,7 @@
                 <w:szCs w:val="18"/>
                 <w:color w:val="000000"/>
               </w:rPr>
-              <w:t xml:space="preserve">(33.2, 46.5)</w:t>
+              <w:t xml:space="preserve">(30.1, 41.3)</w:t>
             </w:r>
           </w:p>
         </w:tc>
@@ -1899,7 +1899,7 @@
                 <w:szCs w:val="18"/>
                 <w:color w:val="000000"/>
               </w:rPr>
-              <w:t xml:space="preserve">(13.8, 24.8)</w:t>
+              <w:t xml:space="preserve">(7.3, 18.4)</w:t>
             </w:r>
           </w:p>
         </w:tc>
@@ -1959,7 +1959,7 @@
                 <w:szCs w:val="18"/>
                 <w:color w:val="000000"/>
               </w:rPr>
-              <w:t xml:space="preserve">Risk difference TRT − PBO, % (95% CI Wald)</w:t>
+              <w:t xml:space="preserve">Risk difference TRT − PBO, % (stratified MH, 95% CI)</w:t>
             </w:r>
           </w:p>
         </w:tc>
@@ -2014,7 +2014,7 @@
                 <w:szCs w:val="18"/>
                 <w:color w:val="000000"/>
               </w:rPr>
-              <w:t xml:space="preserve">20.9 (12.5, 29.2)</w:t>
+              <w:t xml:space="preserve">23.2 (15.7, 30.8)</w:t>
             </w:r>
           </w:p>
         </w:tc>
@@ -2354,7 +2354,33 @@
           <w:szCs w:val="16"/>
           <w:color w:val="000000"/>
         </w:rPr>
-        <w:t xml:space="preserve">Stratified Cochran-Mantel-Haenszel test: histology × region.</w:t>
+        <w:t xml:space="preserve">Risk difference is the Mantel-Haenszel weighted difference in proportions across histology × region strata, with Greenland-Robins 95% CI. Strata containing no subjects in one arm carry no information about the difference and are excluded.</w:t>
+      </w:r>
+    </w:p>
+    <w:p>
+      <w:pPr>
+        <w:jc w:val="left"/>
+        <w:pBdr>
+          <w:bottom w:val="none" w:sz="0" w:space="0" w:color="000000"/>
+          <w:top w:val="none" w:sz="0" w:space="0" w:color="000000"/>
+          <w:left w:val="none" w:sz="0" w:space="0" w:color="000000"/>
+          <w:right w:val="none" w:sz="0" w:space="0" w:color="000000"/>
+        </w:pBdr>
+        <w:spacing w:after="0" w:before="0" w:line="240"/>
+        <w:ind w:left="0" w:right="0" w:firstLine="0" w:firstLineChars="0"/>
+      </w:pPr>
+      <w:r>
+        <w:rPr>
+          <w:rFonts w:ascii="Arial" w:hAnsi="Arial" w:eastAsia="Arial" w:cs="Arial"/>
+          <w:i w:val="false"/>
+          <w:b w:val="false"/>
+          <w:u w:val="none"/>
+          <w:strike w:val="false"/>
+          <w:sz w:val="16"/>
+          <w:szCs w:val="16"/>
+          <w:color w:val="000000"/>
+        </w:rPr>
+        <w:t xml:space="preserve">Stratified Cochran-Mantel-Haenszel test: histology × region. The CMH procedure tests a common odds ratio; the effect estimate reported above is the risk difference, per SAP §13.6.</w:t>
       </w:r>
     </w:p>
     <w:p>
